--- a/docx/hf-topics/gengram/tong-quan.docx
+++ b/docx/hf-topics/gengram/tong-quan.docx
@@ -129,25 +129,61 @@
           <w:sz w:val="24"/>
           <w:szCs w:val="24"/>
         </w:rPr>
-        <w:t xml:space="preserve">. Paper mô tả đây là một hướng </w:t>
-      </w:r>
-      <w:r>
-        <w:rPr>
-          <w:rFonts w:ascii="Consolas" w:cs="Consolas" w:eastAsia="Consolas" w:hAnsi="Consolas"/>
-          <w:color w:val="2F3A46"/>
-          <w:sz w:val="22"/>
-          <w:szCs w:val="22"/>
-        </w:rPr>
-        <w:t xml:space="preserve">Generalizable and Efficient Genomic Foundation Model with Multi-scale Contextual Memory</w:t>
-      </w:r>
-      <w:r>
-        <w:rPr>
-          <w:rFonts w:ascii="Times New Roman" w:cs="Times New Roman" w:eastAsia="Times New Roman" w:hAnsi="Times New Roman"/>
-          <w:color w:val="1F1F1F"/>
-          <w:sz w:val="24"/>
-          <w:szCs w:val="24"/>
-        </w:rPr>
-        <w:t xml:space="preserve">, tức là cố giải bài toán biểu diễn genome với ngữ cảnh dài và đa tỉ lệ bằng một cơ chế bộ nhớ chuyên biệt hơn.</w:t>
+        <w:t xml:space="preserve">. Theo paper page hiện tại, tên paper được trình bày là </w:t>
+      </w:r>
+      <w:r>
+        <w:rPr>
+          <w:rFonts w:ascii="Consolas" w:cs="Consolas" w:eastAsia="Consolas" w:hAnsi="Consolas"/>
+          <w:color w:val="2F3A46"/>
+          <w:sz w:val="22"/>
+          <w:szCs w:val="22"/>
+        </w:rPr>
+        <w:t xml:space="preserve">Beyond Conditional Computation: Retrieval-Augmented Genomic Foundation Models with Gengram</w:t>
+      </w:r>
+      <w:r>
+        <w:rPr>
+          <w:rFonts w:ascii="Times New Roman" w:cs="Times New Roman" w:eastAsia="Times New Roman" w:hAnsi="Times New Roman"/>
+          <w:color w:val="1F1F1F"/>
+          <w:sz w:val="24"/>
+          <w:szCs w:val="24"/>
+        </w:rPr>
+        <w:t xml:space="preserve">. Diễn giải ngắn gọn, đây là một hướng muốn kết hợp </w:t>
+      </w:r>
+      <w:r>
+        <w:rPr>
+          <w:rFonts w:ascii="Consolas" w:cs="Consolas" w:eastAsia="Consolas" w:hAnsi="Consolas"/>
+          <w:color w:val="2F3A46"/>
+          <w:sz w:val="22"/>
+          <w:szCs w:val="22"/>
+        </w:rPr>
+        <w:t xml:space="preserve">retrieval</w:t>
+      </w:r>
+      <w:r>
+        <w:rPr>
+          <w:rFonts w:ascii="Times New Roman" w:cs="Times New Roman" w:eastAsia="Times New Roman" w:hAnsi="Times New Roman"/>
+          <w:color w:val="1F1F1F"/>
+          <w:sz w:val="24"/>
+          <w:szCs w:val="24"/>
+        </w:rPr>
+        <w:t xml:space="preserve">, </w:t>
+      </w:r>
+      <w:r>
+        <w:rPr>
+          <w:rFonts w:ascii="Consolas" w:cs="Consolas" w:eastAsia="Consolas" w:hAnsi="Consolas"/>
+          <w:color w:val="2F3A46"/>
+          <w:sz w:val="22"/>
+          <w:szCs w:val="22"/>
+        </w:rPr>
+        <w:t xml:space="preserve">memory</w:t>
+      </w:r>
+      <w:r>
+        <w:rPr>
+          <w:rFonts w:ascii="Times New Roman" w:cs="Times New Roman" w:eastAsia="Times New Roman" w:hAnsi="Times New Roman"/>
+          <w:color w:val="1F1F1F"/>
+          <w:sz w:val="24"/>
+          <w:szCs w:val="24"/>
+        </w:rPr>
+        <w:t xml:space="preserve">, và mô hình hóa ngữ cảnh dài để học biểu diễn genome tốt hơn.</w:t>
       </w:r>
     </w:p>
     <w:p>
@@ -376,7 +412,44 @@
           <w:sz w:val="24"/>
           <w:szCs w:val="24"/>
         </w:rPr>
-        <w:t xml:space="preserve"> vừa tổng quát vừa hiệu quả.</w:t>
+        <w:t xml:space="preserve"> vừa tổng quát vừa hiệu quả;</w:t>
+      </w:r>
+    </w:p>
+    <w:p>
+      <w:pPr>
+        <w:pStyle w:val="ListParagraph"/>
+        <w:numPr>
+          <w:ilvl w:val="0"/>
+          <w:numId w:val="1"/>
+        </w:numPr>
+        <w:spacing w:after="80" w:line="320"/>
+      </w:pPr>
+      <w:r>
+        <w:rPr>
+          <w:rFonts w:ascii="Times New Roman" w:cs="Times New Roman" w:eastAsia="Times New Roman" w:hAnsi="Times New Roman"/>
+          <w:color w:val="1F1F1F"/>
+          <w:sz w:val="24"/>
+          <w:szCs w:val="24"/>
+        </w:rPr>
+        <w:t xml:space="preserve">nhu cầu đưa thêm </w:t>
+      </w:r>
+      <w:r>
+        <w:rPr>
+          <w:rFonts w:ascii="Consolas" w:cs="Consolas" w:eastAsia="Consolas" w:hAnsi="Consolas"/>
+          <w:color w:val="2F3A46"/>
+          <w:sz w:val="22"/>
+          <w:szCs w:val="22"/>
+        </w:rPr>
+        <w:t xml:space="preserve">retrieval-augmented</w:t>
+      </w:r>
+      <w:r>
+        <w:rPr>
+          <w:rFonts w:ascii="Times New Roman" w:cs="Times New Roman" w:eastAsia="Times New Roman" w:hAnsi="Times New Roman"/>
+          <w:color w:val="1F1F1F"/>
+          <w:sz w:val="24"/>
+          <w:szCs w:val="24"/>
+        </w:rPr>
+        <w:t xml:space="preserve"> mechanism vào genomics thay vì chỉ tăng tham số hoặc tăng context window thô.</w:t>
       </w:r>
     </w:p>
     <w:p>
@@ -519,7 +592,44 @@
           <w:sz w:val="24"/>
           <w:szCs w:val="24"/>
         </w:rPr>
-        <w:t xml:space="preserve">nó mở ra nhiều câu hỏi nghiên cứu hơn là chỉ một bài benchmark nhỏ.</w:t>
+        <w:t xml:space="preserve">nó mở ra nhiều câu hỏi nghiên cứu hơn là chỉ một bài benchmark nhỏ;</w:t>
+      </w:r>
+    </w:p>
+    <w:p>
+      <w:pPr>
+        <w:pStyle w:val="ListParagraph"/>
+        <w:numPr>
+          <w:ilvl w:val="0"/>
+          <w:numId w:val="1"/>
+        </w:numPr>
+        <w:spacing w:after="80" w:line="320"/>
+      </w:pPr>
+      <w:r>
+        <w:rPr>
+          <w:rFonts w:ascii="Times New Roman" w:cs="Times New Roman" w:eastAsia="Times New Roman" w:hAnsi="Times New Roman"/>
+          <w:color w:val="1F1F1F"/>
+          <w:sz w:val="24"/>
+          <w:szCs w:val="24"/>
+        </w:rPr>
+        <w:t xml:space="preserve">nó có benchmark dataset public trong hệ </w:t>
+      </w:r>
+      <w:r>
+        <w:rPr>
+          <w:rFonts w:ascii="Consolas" w:cs="Consolas" w:eastAsia="Consolas" w:hAnsi="Consolas"/>
+          <w:color w:val="2F3A46"/>
+          <w:sz w:val="22"/>
+          <w:szCs w:val="22"/>
+        </w:rPr>
+        <w:t xml:space="preserve">BGI-HangzhouAI</w:t>
+      </w:r>
+      <w:r>
+        <w:rPr>
+          <w:rFonts w:ascii="Times New Roman" w:cs="Times New Roman" w:eastAsia="Times New Roman" w:hAnsi="Times New Roman"/>
+          <w:color w:val="1F1F1F"/>
+          <w:sz w:val="24"/>
+          <w:szCs w:val="24"/>
+        </w:rPr>
+        <w:t xml:space="preserve">, nên không còn là một paper hoàn toàn “đẹp trên ý tưởng nhưng mơ hồ ở dữ liệu”.</w:t>
       </w:r>
     </w:p>
     <w:p>
@@ -655,6 +765,25 @@
           <w:sz w:val="22"/>
           <w:szCs w:val="22"/>
         </w:rPr>
+        <w:t xml:space="preserve">retrieval-augmented modeling</w:t>
+      </w:r>
+    </w:p>
+    <w:p>
+      <w:pPr>
+        <w:pStyle w:val="ListParagraph"/>
+        <w:numPr>
+          <w:ilvl w:val="0"/>
+          <w:numId w:val="1"/>
+        </w:numPr>
+        <w:spacing w:after="80" w:line="320"/>
+      </w:pPr>
+      <w:r>
+        <w:rPr>
+          <w:rFonts w:ascii="Consolas" w:cs="Consolas" w:eastAsia="Consolas" w:hAnsi="Consolas"/>
+          <w:color w:val="2F3A46"/>
+          <w:sz w:val="22"/>
+          <w:szCs w:val="22"/>
+        </w:rPr>
         <w:t xml:space="preserve">benchmark transfer</w:t>
       </w:r>
       <w:r>
@@ -729,6 +858,200 @@
           <w:szCs w:val="22"/>
         </w:rPr>
         <w:t xml:space="preserve">production-grade implementation</w:t>
+      </w:r>
+    </w:p>
+    <w:p>
+      <w:pPr>
+        <w:pStyle w:val="Heading2"/>
+        <w:spacing w:after="120" w:before="260"/>
+      </w:pPr>
+      <w:r>
+        <w:rPr>
+          <w:rFonts w:ascii="Times New Roman" w:cs="Times New Roman" w:eastAsia="Times New Roman" w:hAnsi="Times New Roman"/>
+          <w:b/>
+          <w:bCs/>
+          <w:color w:val="1F4E79"/>
+          <w:sz w:val="28"/>
+          <w:szCs w:val="28"/>
+        </w:rPr>
+        <w:t xml:space="preserve">Trạng thái hiện tại trong workspace</w:t>
+      </w:r>
+    </w:p>
+    <w:p>
+      <w:pPr>
+        <w:spacing w:after="140" w:line="360"/>
+        <w:jc w:val="both"/>
+      </w:pPr>
+      <w:r>
+        <w:rPr>
+          <w:rFonts w:ascii="Times New Roman" w:cs="Times New Roman" w:eastAsia="Times New Roman" w:hAnsi="Times New Roman"/>
+          <w:color w:val="1F1F1F"/>
+          <w:sz w:val="24"/>
+          <w:szCs w:val="24"/>
+        </w:rPr>
+        <w:t xml:space="preserve">Trong workspace này, </w:t>
+      </w:r>
+      <w:r>
+        <w:rPr>
+          <w:rFonts w:ascii="Consolas" w:cs="Consolas" w:eastAsia="Consolas" w:hAnsi="Consolas"/>
+          <w:color w:val="2F3A46"/>
+          <w:sz w:val="22"/>
+          <w:szCs w:val="22"/>
+        </w:rPr>
+        <w:t xml:space="preserve">Gengram</w:t>
+      </w:r>
+      <w:r>
+        <w:rPr>
+          <w:rFonts w:ascii="Times New Roman" w:cs="Times New Roman" w:eastAsia="Times New Roman" w:hAnsi="Times New Roman"/>
+          <w:color w:val="1F1F1F"/>
+          <w:sz w:val="24"/>
+          <w:szCs w:val="24"/>
+        </w:rPr>
+        <w:t xml:space="preserve"> đã vượt qua mức </w:t>
+      </w:r>
+      <w:r>
+        <w:rPr>
+          <w:rFonts w:ascii="Consolas" w:cs="Consolas" w:eastAsia="Consolas" w:hAnsi="Consolas"/>
+          <w:color w:val="2F3A46"/>
+          <w:sz w:val="22"/>
+          <w:szCs w:val="22"/>
+        </w:rPr>
+        <w:t xml:space="preserve">overview-only</w:t>
+      </w:r>
+      <w:r>
+        <w:rPr>
+          <w:rFonts w:ascii="Times New Roman" w:cs="Times New Roman" w:eastAsia="Times New Roman" w:hAnsi="Times New Roman"/>
+          <w:color w:val="1F1F1F"/>
+          <w:sz w:val="24"/>
+          <w:szCs w:val="24"/>
+        </w:rPr>
+        <w:t xml:space="preserve">. Tài liệu hiện đã có thêm:</w:t>
+      </w:r>
+    </w:p>
+    <w:p>
+      <w:pPr>
+        <w:pStyle w:val="ListParagraph"/>
+        <w:numPr>
+          <w:ilvl w:val="0"/>
+          <w:numId w:val="1"/>
+        </w:numPr>
+        <w:spacing w:after="80" w:line="320"/>
+      </w:pPr>
+      <w:r>
+        <w:rPr>
+          <w:rFonts w:ascii="Times New Roman" w:cs="Times New Roman" w:eastAsia="Times New Roman" w:hAnsi="Times New Roman"/>
+          <w:color w:val="1F1F1F"/>
+          <w:sz w:val="24"/>
+          <w:szCs w:val="24"/>
+        </w:rPr>
+        <w:t xml:space="preserve">mapping lại </w:t>
+      </w:r>
+      <w:r>
+        <w:rPr>
+          <w:rFonts w:ascii="Consolas" w:cs="Consolas" w:eastAsia="Consolas" w:hAnsi="Consolas"/>
+          <w:color w:val="2F3A46"/>
+          <w:sz w:val="22"/>
+          <w:szCs w:val="22"/>
+        </w:rPr>
+        <w:t xml:space="preserve">official assets</w:t>
+      </w:r>
+      <w:r>
+        <w:rPr>
+          <w:rFonts w:ascii="Times New Roman" w:cs="Times New Roman" w:eastAsia="Times New Roman" w:hAnsi="Times New Roman"/>
+          <w:color w:val="1F1F1F"/>
+          <w:sz w:val="24"/>
+          <w:szCs w:val="24"/>
+        </w:rPr>
+        <w:t xml:space="preserve"> theo nguồn mới hơn;</w:t>
+      </w:r>
+    </w:p>
+    <w:p>
+      <w:pPr>
+        <w:pStyle w:val="ListParagraph"/>
+        <w:numPr>
+          <w:ilvl w:val="0"/>
+          <w:numId w:val="1"/>
+        </w:numPr>
+        <w:spacing w:after="80" w:line="320"/>
+      </w:pPr>
+      <w:r>
+        <w:rPr>
+          <w:rFonts w:ascii="Times New Roman" w:cs="Times New Roman" w:eastAsia="Times New Roman" w:hAnsi="Times New Roman"/>
+          <w:color w:val="1F1F1F"/>
+          <w:sz w:val="24"/>
+          <w:szCs w:val="24"/>
+        </w:rPr>
+        <w:t xml:space="preserve">chốt một benchmark mặc định để làm pilot;</w:t>
+      </w:r>
+    </w:p>
+    <w:p>
+      <w:pPr>
+        <w:pStyle w:val="ListParagraph"/>
+        <w:numPr>
+          <w:ilvl w:val="0"/>
+          <w:numId w:val="1"/>
+        </w:numPr>
+        <w:spacing w:after="80" w:line="320"/>
+      </w:pPr>
+      <w:r>
+        <w:rPr>
+          <w:rFonts w:ascii="Times New Roman" w:cs="Times New Roman" w:eastAsia="Times New Roman" w:hAnsi="Times New Roman"/>
+          <w:color w:val="1F1F1F"/>
+          <w:sz w:val="24"/>
+          <w:szCs w:val="24"/>
+        </w:rPr>
+        <w:t xml:space="preserve">một file </w:t>
+      </w:r>
+      <w:r>
+        <w:rPr>
+          <w:rFonts w:ascii="Consolas" w:cs="Consolas" w:eastAsia="Consolas" w:hAnsi="Consolas"/>
+          <w:color w:val="2F3A46"/>
+          <w:sz w:val="22"/>
+          <w:szCs w:val="22"/>
+        </w:rPr>
+        <w:t xml:space="preserve">minimal replication plan</w:t>
+      </w:r>
+      <w:r>
+        <w:rPr>
+          <w:rFonts w:ascii="Times New Roman" w:cs="Times New Roman" w:eastAsia="Times New Roman" w:hAnsi="Times New Roman"/>
+          <w:color w:val="1F1F1F"/>
+          <w:sz w:val="24"/>
+          <w:szCs w:val="24"/>
+        </w:rPr>
+        <w:t xml:space="preserve"> tách riêng để người đọc biết nên bắt đầu từ đâu.</w:t>
+      </w:r>
+    </w:p>
+    <w:p>
+      <w:pPr>
+        <w:spacing w:after="140" w:line="360"/>
+        <w:jc w:val="both"/>
+      </w:pPr>
+      <w:r>
+        <w:rPr>
+          <w:rFonts w:ascii="Times New Roman" w:cs="Times New Roman" w:eastAsia="Times New Roman" w:hAnsi="Times New Roman"/>
+          <w:color w:val="1F1F1F"/>
+          <w:sz w:val="24"/>
+          <w:szCs w:val="24"/>
+        </w:rPr>
+        <w:t xml:space="preserve">Điểm này quan trọng vì trước đó </w:t>
+      </w:r>
+      <w:r>
+        <w:rPr>
+          <w:rFonts w:ascii="Consolas" w:cs="Consolas" w:eastAsia="Consolas" w:hAnsi="Consolas"/>
+          <w:color w:val="2F3A46"/>
+          <w:sz w:val="22"/>
+          <w:szCs w:val="22"/>
+        </w:rPr>
+        <w:t xml:space="preserve">Gengram</w:t>
+      </w:r>
+      <w:r>
+        <w:rPr>
+          <w:rFonts w:ascii="Times New Roman" w:cs="Times New Roman" w:eastAsia="Times New Roman" w:hAnsi="Times New Roman"/>
+          <w:color w:val="1F1F1F"/>
+          <w:sz w:val="24"/>
+          <w:szCs w:val="24"/>
+        </w:rPr>
+        <w:t xml:space="preserve"> mới dừng ở mức “đáng nghiên cứu”, còn bây giờ đã có hướng đi cụ thể hơn dù vẫn chưa tới mức “dễ chạy”.</w:t>
       </w:r>
     </w:p>
     <w:p>
